--- a/Documentation/OKD-Baremetal-Documentation.docx
+++ b/Documentation/OKD-Baremetal-Documentation.docx
@@ -6298,8 +6298,8 @@
           <w:rFonts w:hint="default" w:asciiTheme="minorAscii" w:hAnsiTheme="minorAscii"/>
         </w:rPr>
       </w:pPr>
-      <w:bookmarkStart w:id="7" w:name="_Toc719409245"/>
-      <w:bookmarkStart w:id="8" w:name="_Toc241278265"/>
+      <w:bookmarkStart w:id="7" w:name="_Toc241278265"/>
+      <w:bookmarkStart w:id="8" w:name="_Toc719409245"/>
       <w:bookmarkStart w:id="9" w:name="_Toc2043043229"/>
       <w:r>
         <w:rPr>
@@ -6722,9 +6722,9 @@
           <w:rFonts w:hint="default" w:asciiTheme="minorAscii" w:hAnsiTheme="minorAscii"/>
         </w:rPr>
       </w:pPr>
-      <w:bookmarkStart w:id="13" w:name="_Toc1840490505"/>
-      <w:bookmarkStart w:id="14" w:name="_Toc1696751323"/>
-      <w:bookmarkStart w:id="15" w:name="_Toc501485534"/>
+      <w:bookmarkStart w:id="13" w:name="_Toc501485534"/>
+      <w:bookmarkStart w:id="14" w:name="_Toc1840490505"/>
+      <w:bookmarkStart w:id="15" w:name="_Toc1696751323"/>
       <w:r>
         <w:rPr>
           <w:rFonts w:hint="default" w:asciiTheme="minorAscii" w:hAnsiTheme="minorAscii"/>
@@ -10769,9 +10769,9 @@
           <w:lang w:val="en-US"/>
         </w:rPr>
       </w:pPr>
-      <w:bookmarkStart w:id="16" w:name="_Toc769466147"/>
-      <w:bookmarkStart w:id="17" w:name="_Toc457982981"/>
-      <w:bookmarkStart w:id="18" w:name="_Toc225468793"/>
+      <w:bookmarkStart w:id="16" w:name="_Toc225468793"/>
+      <w:bookmarkStart w:id="17" w:name="_Toc769466147"/>
+      <w:bookmarkStart w:id="18" w:name="_Toc457982981"/>
       <w:r>
         <w:rPr>
           <w:rFonts w:hint="default" w:asciiTheme="minorAscii" w:hAnsiTheme="minorAscii"/>
@@ -10826,9 +10826,9 @@
           <w:lang w:val="en-US"/>
         </w:rPr>
       </w:pPr>
-      <w:bookmarkStart w:id="22" w:name="_Toc630599904"/>
+      <w:bookmarkStart w:id="22" w:name="_Toc1384209042"/>
       <w:bookmarkStart w:id="23" w:name="_Toc58893478"/>
-      <w:bookmarkStart w:id="24" w:name="_Toc1384209042"/>
+      <w:bookmarkStart w:id="24" w:name="_Toc630599904"/>
       <w:r>
         <w:rPr>
           <w:rFonts w:hint="default" w:asciiTheme="minorAscii" w:hAnsiTheme="minorAscii"/>
@@ -10916,9 +10916,9 @@
           <w:lang w:val="en-US"/>
         </w:rPr>
       </w:pPr>
-      <w:bookmarkStart w:id="25" w:name="_Toc1637098815"/>
+      <w:bookmarkStart w:id="25" w:name="_Toc1026708155"/>
       <w:bookmarkStart w:id="26" w:name="_Toc1980207126"/>
-      <w:bookmarkStart w:id="27" w:name="_Toc1026708155"/>
+      <w:bookmarkStart w:id="27" w:name="_Toc1637098815"/>
       <w:r>
         <w:rPr>
           <w:rFonts w:hint="default" w:asciiTheme="minorAscii" w:hAnsiTheme="minorAscii"/>
@@ -11002,7 +11002,6 @@
             <w:insideH w:val="none" w:color="auto" w:sz="0" w:space="0"/>
             <w:insideV w:val="none" w:color="auto" w:sz="0" w:space="0"/>
           </w:tblBorders>
-          <w:shd w:val="clear" w:color="auto" w:fill="auto"/>
           <w:tblCellMar>
             <w:top w:w="15" w:type="dxa"/>
             <w:left w:w="15" w:type="dxa"/>
@@ -11499,7 +11498,6 @@
             <w:insideH w:val="none" w:color="auto" w:sz="0" w:space="0"/>
             <w:insideV w:val="none" w:color="auto" w:sz="0" w:space="0"/>
           </w:tblBorders>
-          <w:shd w:val="clear" w:color="auto" w:fill="auto"/>
           <w:tblCellMar>
             <w:top w:w="15" w:type="dxa"/>
             <w:left w:w="15" w:type="dxa"/>
@@ -11743,7 +11741,6 @@
             <w:insideH w:val="none" w:color="auto" w:sz="0" w:space="0"/>
             <w:insideV w:val="none" w:color="auto" w:sz="0" w:space="0"/>
           </w:tblBorders>
-          <w:shd w:val="clear" w:color="auto" w:fill="auto"/>
           <w:tblCellMar>
             <w:top w:w="15" w:type="dxa"/>
             <w:left w:w="15" w:type="dxa"/>
@@ -11865,7 +11862,6 @@
             <w:insideH w:val="none" w:color="auto" w:sz="0" w:space="0"/>
             <w:insideV w:val="none" w:color="auto" w:sz="0" w:space="0"/>
           </w:tblBorders>
-          <w:shd w:val="clear" w:color="auto" w:fill="auto"/>
           <w:tblCellMar>
             <w:top w:w="15" w:type="dxa"/>
             <w:left w:w="15" w:type="dxa"/>
@@ -11987,7 +11983,6 @@
             <w:insideH w:val="none" w:color="auto" w:sz="0" w:space="0"/>
             <w:insideV w:val="none" w:color="auto" w:sz="0" w:space="0"/>
           </w:tblBorders>
-          <w:shd w:val="clear" w:color="auto" w:fill="auto"/>
           <w:tblCellMar>
             <w:top w:w="15" w:type="dxa"/>
             <w:left w:w="15" w:type="dxa"/>
@@ -12109,7 +12104,6 @@
             <w:insideH w:val="none" w:color="auto" w:sz="0" w:space="0"/>
             <w:insideV w:val="none" w:color="auto" w:sz="0" w:space="0"/>
           </w:tblBorders>
-          <w:shd w:val="clear" w:color="auto" w:fill="auto"/>
           <w:tblCellMar>
             <w:top w:w="15" w:type="dxa"/>
             <w:left w:w="15" w:type="dxa"/>
@@ -12231,7 +12225,6 @@
             <w:insideH w:val="none" w:color="auto" w:sz="0" w:space="0"/>
             <w:insideV w:val="none" w:color="auto" w:sz="0" w:space="0"/>
           </w:tblBorders>
-          <w:shd w:val="clear" w:color="auto" w:fill="auto"/>
           <w:tblCellMar>
             <w:top w:w="15" w:type="dxa"/>
             <w:left w:w="15" w:type="dxa"/>
@@ -12597,7 +12590,6 @@
             <w:insideH w:val="none" w:color="auto" w:sz="0" w:space="0"/>
             <w:insideV w:val="none" w:color="auto" w:sz="0" w:space="0"/>
           </w:tblBorders>
-          <w:shd w:val="clear" w:color="auto" w:fill="auto"/>
           <w:tblCellMar>
             <w:top w:w="15" w:type="dxa"/>
             <w:left w:w="15" w:type="dxa"/>
@@ -12719,7 +12711,6 @@
             <w:insideH w:val="none" w:color="auto" w:sz="0" w:space="0"/>
             <w:insideV w:val="none" w:color="auto" w:sz="0" w:space="0"/>
           </w:tblBorders>
-          <w:shd w:val="clear" w:color="auto" w:fill="auto"/>
           <w:tblCellMar>
             <w:top w:w="15" w:type="dxa"/>
             <w:left w:w="15" w:type="dxa"/>
@@ -12841,7 +12832,6 @@
             <w:insideH w:val="none" w:color="auto" w:sz="0" w:space="0"/>
             <w:insideV w:val="none" w:color="auto" w:sz="0" w:space="0"/>
           </w:tblBorders>
-          <w:shd w:val="clear" w:color="auto" w:fill="auto"/>
           <w:tblCellMar>
             <w:top w:w="15" w:type="dxa"/>
             <w:left w:w="15" w:type="dxa"/>
@@ -13844,9 +13834,9 @@
           <w:rFonts w:hint="default" w:asciiTheme="minorAscii" w:hAnsiTheme="minorAscii"/>
         </w:rPr>
       </w:pPr>
-      <w:bookmarkStart w:id="29" w:name="_Toc900603319"/>
+      <w:bookmarkStart w:id="29" w:name="_Toc46653229"/>
       <w:bookmarkStart w:id="30" w:name="_Toc1198428889"/>
-      <w:bookmarkStart w:id="31" w:name="_Toc46653229"/>
+      <w:bookmarkStart w:id="31" w:name="_Toc900603319"/>
       <w:r>
         <w:rPr>
           <w:rFonts w:hint="default" w:asciiTheme="minorAscii" w:hAnsiTheme="minorAscii"/>
@@ -14004,7 +13994,6 @@
             <w:insideH w:val="none" w:color="auto" w:sz="0" w:space="0"/>
             <w:insideV w:val="none" w:color="auto" w:sz="0" w:space="0"/>
           </w:tblBorders>
-          <w:shd w:val="clear" w:color="auto" w:fill="auto"/>
           <w:tblCellMar>
             <w:top w:w="15" w:type="dxa"/>
             <w:left w:w="15" w:type="dxa"/>
@@ -14379,7 +14368,6 @@
             <w:insideH w:val="none" w:color="auto" w:sz="0" w:space="0"/>
             <w:insideV w:val="none" w:color="auto" w:sz="0" w:space="0"/>
           </w:tblBorders>
-          <w:shd w:val="clear" w:color="auto" w:fill="auto"/>
           <w:tblCellMar>
             <w:top w:w="15" w:type="dxa"/>
             <w:left w:w="15" w:type="dxa"/>
@@ -14556,7 +14544,6 @@
             <w:insideH w:val="none" w:color="auto" w:sz="0" w:space="0"/>
             <w:insideV w:val="none" w:color="auto" w:sz="0" w:space="0"/>
           </w:tblBorders>
-          <w:shd w:val="clear" w:color="auto" w:fill="auto"/>
           <w:tblCellMar>
             <w:top w:w="15" w:type="dxa"/>
             <w:left w:w="15" w:type="dxa"/>
@@ -14733,7 +14720,6 @@
             <w:insideH w:val="none" w:color="auto" w:sz="0" w:space="0"/>
             <w:insideV w:val="none" w:color="auto" w:sz="0" w:space="0"/>
           </w:tblBorders>
-          <w:shd w:val="clear" w:color="auto" w:fill="auto"/>
           <w:tblCellMar>
             <w:top w:w="15" w:type="dxa"/>
             <w:left w:w="15" w:type="dxa"/>
@@ -14910,7 +14896,6 @@
             <w:insideH w:val="none" w:color="auto" w:sz="0" w:space="0"/>
             <w:insideV w:val="none" w:color="auto" w:sz="0" w:space="0"/>
           </w:tblBorders>
-          <w:shd w:val="clear" w:color="auto" w:fill="auto"/>
           <w:tblCellMar>
             <w:top w:w="15" w:type="dxa"/>
             <w:left w:w="15" w:type="dxa"/>
@@ -15087,7 +15072,6 @@
             <w:insideH w:val="none" w:color="auto" w:sz="0" w:space="0"/>
             <w:insideV w:val="none" w:color="auto" w:sz="0" w:space="0"/>
           </w:tblBorders>
-          <w:shd w:val="clear" w:color="auto" w:fill="auto"/>
           <w:tblCellMar>
             <w:top w:w="15" w:type="dxa"/>
             <w:left w:w="15" w:type="dxa"/>
@@ -15264,7 +15248,6 @@
             <w:insideH w:val="none" w:color="auto" w:sz="0" w:space="0"/>
             <w:insideV w:val="none" w:color="auto" w:sz="0" w:space="0"/>
           </w:tblBorders>
-          <w:shd w:val="clear" w:color="auto" w:fill="auto"/>
           <w:tblCellMar>
             <w:top w:w="15" w:type="dxa"/>
             <w:left w:w="15" w:type="dxa"/>
@@ -15441,7 +15424,6 @@
             <w:insideH w:val="none" w:color="auto" w:sz="0" w:space="0"/>
             <w:insideV w:val="none" w:color="auto" w:sz="0" w:space="0"/>
           </w:tblBorders>
-          <w:shd w:val="clear" w:color="auto" w:fill="auto"/>
           <w:tblCellMar>
             <w:top w:w="15" w:type="dxa"/>
             <w:left w:w="15" w:type="dxa"/>
@@ -15618,7 +15600,6 @@
             <w:insideH w:val="none" w:color="auto" w:sz="0" w:space="0"/>
             <w:insideV w:val="none" w:color="auto" w:sz="0" w:space="0"/>
           </w:tblBorders>
-          <w:shd w:val="clear" w:color="auto" w:fill="auto"/>
           <w:tblCellMar>
             <w:top w:w="15" w:type="dxa"/>
             <w:left w:w="15" w:type="dxa"/>
@@ -15795,7 +15776,6 @@
             <w:insideH w:val="none" w:color="auto" w:sz="0" w:space="0"/>
             <w:insideV w:val="none" w:color="auto" w:sz="0" w:space="0"/>
           </w:tblBorders>
-          <w:shd w:val="clear" w:color="auto" w:fill="auto"/>
           <w:tblCellMar>
             <w:top w:w="15" w:type="dxa"/>
             <w:left w:w="15" w:type="dxa"/>
@@ -15972,7 +15952,6 @@
             <w:insideH w:val="none" w:color="auto" w:sz="0" w:space="0"/>
             <w:insideV w:val="none" w:color="auto" w:sz="0" w:space="0"/>
           </w:tblBorders>
-          <w:shd w:val="clear" w:color="auto" w:fill="auto"/>
           <w:tblCellMar>
             <w:top w:w="15" w:type="dxa"/>
             <w:left w:w="15" w:type="dxa"/>
@@ -16149,7 +16128,6 @@
             <w:insideH w:val="none" w:color="auto" w:sz="0" w:space="0"/>
             <w:insideV w:val="none" w:color="auto" w:sz="0" w:space="0"/>
           </w:tblBorders>
-          <w:shd w:val="clear" w:color="auto" w:fill="auto"/>
           <w:tblCellMar>
             <w:top w:w="15" w:type="dxa"/>
             <w:left w:w="15" w:type="dxa"/>
@@ -16326,7 +16304,6 @@
             <w:insideH w:val="none" w:color="auto" w:sz="0" w:space="0"/>
             <w:insideV w:val="none" w:color="auto" w:sz="0" w:space="0"/>
           </w:tblBorders>
-          <w:shd w:val="clear" w:color="auto" w:fill="auto"/>
           <w:tblCellMar>
             <w:top w:w="15" w:type="dxa"/>
             <w:left w:w="15" w:type="dxa"/>
@@ -16503,7 +16480,6 @@
             <w:insideH w:val="none" w:color="auto" w:sz="0" w:space="0"/>
             <w:insideV w:val="none" w:color="auto" w:sz="0" w:space="0"/>
           </w:tblBorders>
-          <w:shd w:val="clear" w:color="auto" w:fill="auto"/>
           <w:tblCellMar>
             <w:top w:w="15" w:type="dxa"/>
             <w:left w:w="15" w:type="dxa"/>
@@ -16680,7 +16656,6 @@
             <w:insideH w:val="none" w:color="auto" w:sz="0" w:space="0"/>
             <w:insideV w:val="none" w:color="auto" w:sz="0" w:space="0"/>
           </w:tblBorders>
-          <w:shd w:val="clear" w:color="auto" w:fill="auto"/>
           <w:tblCellMar>
             <w:top w:w="15" w:type="dxa"/>
             <w:left w:w="15" w:type="dxa"/>
@@ -17309,8 +17284,8 @@
           <w:shd w:val="clear" w:fill="FFFFFF"/>
         </w:rPr>
       </w:pPr>
-      <w:bookmarkStart w:id="32" w:name="_Toc2033432254"/>
-      <w:bookmarkStart w:id="33" w:name="_Toc1742981093"/>
+      <w:bookmarkStart w:id="32" w:name="_Toc1742981093"/>
+      <w:bookmarkStart w:id="33" w:name="_Toc2033432254"/>
       <w:r>
         <w:rPr>
           <w:rFonts w:hint="default" w:asciiTheme="minorAscii" w:hAnsiTheme="minorAscii"/>
@@ -37807,8 +37782,6 @@
         </w:rPr>
         <w:t>Permanent</w:t>
       </w:r>
-      <w:bookmarkStart w:id="80" w:name="_GoBack"/>
-      <w:bookmarkEnd w:id="80"/>
     </w:p>
     <w:p>
       <w:pPr>
@@ -42201,7 +42174,19 @@
           <w:color w:val="548235" w:themeColor="accent6" w:themeShade="BF"/>
           <w:lang w:val="en-US"/>
         </w:rPr>
-        <w:t>openshift-install wait-for bootstrap-complete --dir ~/okd-install/okd/ --log-level=debug</w:t>
+        <w:t>openshift-install wait-for bootstrap-complete --dir ~/okd-install/</w:t>
+      </w:r>
+      <w:bookmarkStart w:id="80" w:name="_GoBack"/>
+      <w:bookmarkEnd w:id="80"/>
+      <w:r>
+        <w:rPr>
+          <w:rFonts w:hint="default" w:asciiTheme="minorAscii" w:hAnsiTheme="minorAscii"/>
+          <w:i/>
+          <w:iCs/>
+          <w:color w:val="548235" w:themeColor="accent6" w:themeShade="BF"/>
+          <w:lang w:val="en-US"/>
+        </w:rPr>
+        <w:t>--log-level=debug</w:t>
       </w:r>
     </w:p>
     <w:p>
@@ -47903,12 +47888,6 @@
             <w:insideH w:val="none" w:color="auto" w:sz="0" w:space="0"/>
             <w:insideV w:val="none" w:color="auto" w:sz="0" w:space="0"/>
           </w:tblBorders>
-          <w:tblCellMar>
-            <w:top w:w="15" w:type="dxa"/>
-            <w:left w:w="15" w:type="dxa"/>
-            <w:bottom w:w="15" w:type="dxa"/>
-            <w:right w:w="15" w:type="dxa"/>
-          </w:tblCellMar>
         </w:tblPrEx>
         <w:trPr>
           <w:trHeight w:val="232" w:hRule="atLeast"/>
@@ -52774,7 +52753,7 @@
     <w:lsdException w:unhideWhenUsed="0" w:uiPriority="0" w:semiHidden="0" w:name="Normal Indent"/>
     <w:lsdException w:unhideWhenUsed="0" w:uiPriority="0" w:semiHidden="0" w:name="footnote text"/>
     <w:lsdException w:unhideWhenUsed="0" w:uiPriority="0" w:semiHidden="0" w:name="annotation text"/>
-    <w:lsdException w:unhideWhenUsed="0" w:uiPriority="0" w:semiHidden="0" w:name="header"/>
+    <w:lsdException w:qFormat="1" w:unhideWhenUsed="0" w:uiPriority="0" w:semiHidden="0" w:name="header"/>
     <w:lsdException w:qFormat="1" w:unhideWhenUsed="0" w:uiPriority="0" w:semiHidden="0" w:name="footer"/>
     <w:lsdException w:unhideWhenUsed="0" w:uiPriority="0" w:semiHidden="0" w:name="index heading"/>
     <w:lsdException w:qFormat="1" w:uiPriority="0" w:name="caption"/>
@@ -52829,7 +52808,7 @@
     <w:lsdException w:unhideWhenUsed="0" w:uiPriority="0" w:semiHidden="0" w:name="Body Text Indent 3"/>
     <w:lsdException w:unhideWhenUsed="0" w:uiPriority="0" w:semiHidden="0" w:name="Block Text"/>
     <w:lsdException w:qFormat="1" w:unhideWhenUsed="0" w:uiPriority="0" w:semiHidden="0" w:name="Hyperlink"/>
-    <w:lsdException w:unhideWhenUsed="0" w:uiPriority="0" w:semiHidden="0" w:name="FollowedHyperlink"/>
+    <w:lsdException w:qFormat="1" w:unhideWhenUsed="0" w:uiPriority="0" w:semiHidden="0" w:name="FollowedHyperlink"/>
     <w:lsdException w:qFormat="1" w:unhideWhenUsed="0" w:uiPriority="0" w:semiHidden="0" w:name="Strong"/>
     <w:lsdException w:qFormat="1" w:unhideWhenUsed="0" w:uiPriority="0" w:semiHidden="0" w:name="Emphasis"/>
     <w:lsdException w:unhideWhenUsed="0" w:uiPriority="0" w:semiHidden="0" w:name="Document Map"/>
@@ -53154,6 +53133,7 @@
   <w:style w:type="character" w:styleId="10">
     <w:name w:val="FollowedHyperlink"/>
     <w:basedOn w:val="8"/>
+    <w:qFormat/>
     <w:uiPriority w:val="0"/>
     <w:rPr>
       <w:color w:val="800080"/>
@@ -53181,6 +53161,7 @@
   <w:style w:type="paragraph" w:styleId="12">
     <w:name w:val="header"/>
     <w:basedOn w:val="1"/>
+    <w:qFormat/>
     <w:uiPriority w:val="0"/>
     <w:pPr>
       <w:tabs>
